--- a/data/word_templates/script 13.docx
+++ b/data/word_templates/script 13.docx
@@ -49,6 +49,12 @@
       </w:r>
     </w:p>
     <w:p>
+      <w:pPr>
+        <w:rPr>
+          <w:b/>
+          <w:bCs/>
+        </w:rPr>
+      </w:pPr>
       <w:r>
         <w:br/>
       </w:r>
@@ -67,7 +73,7 @@
           <w:b/>
           <w:bCs/>
         </w:rPr>
-        <w:t>Stacy Miller.</w:t>
+        <w:t>Ashley Colle</w:t>
       </w:r>
       <w:r>
         <w:br/>
@@ -116,6 +122,50 @@
     </w:p>
     <w:p>
       <w:r>
+        <w:t>You may contact your assigned Resolution Officer directly via email:</w:t>
+      </w:r>
+    </w:p>
+    <w:p>
+      <w:pPr>
+        <w:rPr>
+          <w:b/>
+          <w:bCs/>
+        </w:rPr>
+      </w:pPr>
+      <w:r>
+        <w:rPr>
+          <w:rFonts w:ascii="Segoe UI Emoji" w:hAnsi="Segoe UI Emoji" w:cs="Segoe UI Emoji"/>
+          <w:b/>
+          <w:bCs/>
+        </w:rPr>
+        <w:t>📩</w:t>
+      </w:r>
+      <w:r>
+        <w:rPr>
+          <w:rFonts w:ascii="Segoe UI Emoji" w:hAnsi="Segoe UI Emoji" w:cs="Segoe UI Emoji"/>
+          <w:b/>
+          <w:bCs/>
+        </w:rPr>
+        <w:t xml:space="preserve"> </w:t>
+      </w:r>
+      <w:r>
+        <w:t xml:space="preserve"> </w:t>
+      </w:r>
+      <w:hyperlink r:id="rId5" w:history="1">
+        <w:r>
+          <w:rPr>
+            <w:rStyle w:val="Hyperlink"/>
+            <w:b/>
+            <w:bCs/>
+            <w:sz w:val="28"/>
+            <w:szCs w:val="28"/>
+          </w:rPr>
+          <w:t>ashleycolledebtcollector@gmail.com</w:t>
+        </w:r>
+      </w:hyperlink>
+    </w:p>
+    <w:p>
+      <w:r>
         <w:rPr>
           <w:b/>
           <w:bCs/>
@@ -158,15 +208,6 @@
       </w:r>
       <w:r>
         <w:t>Thursday</w:t>
-      </w:r>
-      <w:r>
-        <w:t>,</w:t>
-      </w:r>
-      <w:r>
-        <w:t xml:space="preserve"> </w:t>
-      </w:r>
-      <w:r>
-        <w:t>January 08</w:t>
       </w:r>
       <w:r>
         <w:t>, 202</w:t>
@@ -436,6 +477,7 @@
         </w:numPr>
       </w:pPr>
       <w:r>
+        <w:lastRenderedPageBreak/>
         <w:t xml:space="preserve">Pay </w:t>
       </w:r>
       <w:r>
@@ -556,7 +598,6 @@
     </w:p>
     <w:p>
       <w:r>
-        <w:lastRenderedPageBreak/>
         <w:t xml:space="preserve">Failure to respond will result in immediate forwarding of your file to our legal arbitration team. This will initiate a case against you in the </w:t>
       </w:r>
       <w:r>
@@ -747,7 +788,7 @@
       <w:r>
         <w:t xml:space="preserve"> </w:t>
       </w:r>
-      <w:hyperlink r:id="rId5" w:history="1">
+      <w:hyperlink r:id="rId6" w:history="1">
         <w:r>
           <w:rPr>
             <w:rStyle w:val="Hyperlink"/>
